--- a/cf/jm/u/files/u071.docx
+++ b/cf/jm/u/files/u071.docx
@@ -20,7 +20,7 @@
     </w:p>
     <w:p>
       <w:r>
-        <w:t>請針對每個題目，把答案填在「回答：」後面（越具體越好）；填好後請放回您的部門資料夾即可，不需回信。</w:t>
+        <w:t>這份問卷是想更了解您的實際作業，好把您的 AI 助理做得更貼近需求。第一部分請把答案填在「回答：」後面（越具體越好）；第二部分只是先讓您了解，之後用的時候再一起調整，不用現在填。填好後放回您的部門資料夾即可，不需回信。</w:t>
       </w:r>
     </w:p>
     <w:p>
@@ -32,8 +32,16 @@
       </w:r>
     </w:p>
     <w:p>
+      <w:pPr>
+        <w:pStyle w:val="Heading2"/>
+      </w:pPr>
       <w:r>
-        <w:t>1. QDR 肇因單位有哪些標準分類？各分類的判定依據（要看哪些事證）請提供準則。</w:t>
+        <w:t>一、請您提供或確認的事情</w:t>
+      </w:r>
+    </w:p>
+    <w:p>
+      <w:r>
+        <w:t>1. 你每月做的 QDR 分析檢討報告，是要把品質異常的案件整理出來、並確認「這是哪個單位造成的（肇因單位）」對吧？</w:t>
       </w:r>
     </w:p>
     <w:p>
@@ -43,7 +51,7 @@
     </w:p>
     <w:p>
       <w:r>
-        <w:t>2. 電子簽核系統報表查詢的實際欄位有哪些？能否提供一份去識別化的匯出檔？</w:t>
+        <w:t>2. 資料從哪來？（這裡是從電子簽核系統報表查詢抓出來的）先匯出一份實際的給 AI 看欄位長怎樣</w:t>
       </w:r>
     </w:p>
     <w:p>
@@ -53,7 +61,7 @@
     </w:p>
     <w:p>
       <w:r>
-        <w:t>3. 能否提供 10～20 筆過往已判定肇因的 QDR 案例，作為 AI 學習與驗測比對範例？</w:t>
+        <w:t>3. 你判斷「肇因是哪個單位」是靠什麼邏輯？把你腦中的判斷準則寫下來給它——這是最關鍵的一步，AI 學會你的判斷邏輯才會準</w:t>
       </w:r>
     </w:p>
     <w:p>
@@ -63,7 +71,7 @@
     </w:p>
     <w:p>
       <w:r>
-        <w:t>4. 什麼情況下應直接標「需人工判定」（如跨單位爭議、事證不足）？請界定分工邊界。</w:t>
+        <w:t>4. 常見的肇因單位有哪幾類？（來料/供應商、製程、量測、設計、包裝運輸…）給它一份分類清單</w:t>
       </w:r>
     </w:p>
     <w:p>
@@ -73,7 +81,7 @@
     </w:p>
     <w:p>
       <w:r>
-        <w:t>5. QDR 分析表的版型與檢討會要看的重點欄位是什麼？</w:t>
+        <w:t>5. 找幾筆你以前已經判定好肇因的案子（10~20 筆）給它當範例，它照著學</w:t>
       </w:r>
     </w:p>
     <w:p>
@@ -83,12 +91,45 @@
     </w:p>
     <w:p>
       <w:r>
-        <w:t>6. 肇因判定的覆核流程為何（AI 初判→誰確認→送主管）？希望 Agent 停在哪一步？</w:t>
+        <w:t>6. 最後這份表要送給主管，由誰做最終確認？（AI 只做初判，肇因由你和相關單位定案）</w:t>
       </w:r>
     </w:p>
     <w:p>
       <w:r>
         <w:t>回答：</w:t>
+      </w:r>
+    </w:p>
+    <w:p>
+      <w:pPr>
+        <w:pStyle w:val="Heading2"/>
+      </w:pPr>
+      <w:r>
+        <w:t>二、要用了之後、跟 AI 一起調整的事情（先了解即可，不用現在填）</w:t>
+      </w:r>
+    </w:p>
+    <w:p>
+      <w:r>
+        <w:t>• 剛開始請它「只出初判、你來定肇因」；它初判對不對，你一筆筆看，錯的就告訴它「這案應該歸製程不是來料，因為…」，它會越學越準</w:t>
+      </w:r>
+    </w:p>
+    <w:p>
+      <w:r>
+        <w:t>• 遇到證據不夠、跨單位難判的，看它有沒有乖乖標「需人工判定」而不是硬猜；沒標好就提醒它「這種一律標需人工」</w:t>
+      </w:r>
+    </w:p>
+    <w:p>
+      <w:r>
+        <w:t>• 把每次修正的案例慢慢補進它的學習範例，過一陣子它的初判就會跟你越來越一致，你能省下的時間就變多</w:t>
+      </w:r>
+    </w:p>
+    <w:p>
+      <w:r>
+        <w:t>• 如果它開始亂編數字或料號，馬上糾正並強調「來源沒有的一律標待補、不要猜」</w:t>
+      </w:r>
+    </w:p>
+    <w:p>
+      <w:r>
+        <w:t>• 覺得分類講法不統一，就更新一次肇因分類清單，讓它口徑跟著你走</w:t>
       </w:r>
     </w:p>
     <w:p/>
